--- a/public/forms/PRI_Research Fellow Application Form_EN.docx
+++ b/public/forms/PRI_Research Fellow Application Form_EN.docx
@@ -618,7 +618,7 @@
                 <w:color w:val="5C6368"/>
                 <w:sz w:val="20"/>
               </w:rPr>
-              <w:t>☐  Undergraduate Research Intern</w:t>
+              <w:t>☐  Other</w:t>
             </w:r>
           </w:p>
         </w:tc>
@@ -636,14 +636,6 @@
             <w:pPr>
               <w:spacing w:after="120"/>
             </w:pPr>
-            <w:r>
-              <w:rPr>
-                <w:rFonts w:ascii="Calibri" w:hAnsi="Calibri" w:eastAsia="Calibri"/>
-                <w:color w:val="5C6368"/>
-                <w:sz w:val="20"/>
-              </w:rPr>
-              <w:t>☐  Other</w:t>
-            </w:r>
           </w:p>
         </w:tc>
       </w:tr>

--- a/public/forms/PRI_Research Fellow Application Form_EN.docx
+++ b/public/forms/PRI_Research Fellow Application Form_EN.docx
@@ -7008,6 +7008,7 @@
     <w:p>
       <w:pPr>
         <w:spacing w:after="160"/>
+        <w:keepLines w:val="1"/>
       </w:pPr>
       <w:r>
         <w:rPr>
@@ -7016,7 +7017,7 @@
           <w:color w:val="8A9196"/>
           <w:sz w:val="20"/>
         </w:rPr>
-        <w:t xml:space="preserve">3.  </w:t>
+        <w:t xml:space="preserve">3.  I understand that Panorama Research Institute is a research institute established by Panorama Scholarly Group. PSG is its parent organization and legal and administrative entity, and PRI is not a separate legal entity.</w:t>
       </w:r>
       <w:r>
         <w:rPr>
@@ -7024,7 +7025,7 @@
           <w:color w:val="5C6368"/>
           <w:sz w:val="20"/>
         </w:rPr>
-        <w:t>I understand that the Panorama Research Institute is a research and academic development platform of Panorama Scholarly Group and is not an independent legal entity.</w:t>
+        <w:t/>
       </w:r>
     </w:p>
     <w:p>
